--- a/assets/legal-templates/es/safeguarding-policy-and-procedure.docx
+++ b/assets/legal-templates/es/safeguarding-policy-and-procedure.docx
@@ -19,7 +19,7 @@
             <wp:extent cx="7562850" cy="10696575"/>
             <wp:effectExtent t="0" r="0" b="0" l="0"/>
             <wp:wrapNone/>
-            <wp:docPr id="1" name="" descr="" title=""/>
+            <wp:docPr id="97" name="" descr="" title=""/>
             <wp:cNvGraphicFramePr>
               <a:graphicFrameLocks xmlns:a="http://schemas.openxmlformats.org/drawingml/2006/main" noChangeAspect="1"/>
             </wp:cNvGraphicFramePr>
@@ -3307,7 +3307,7 @@
                 <w:sz w:val="19"/>
                 <w:szCs w:val="19"/>
               </w:rPr>
-              <w:t xml:space="preserve">Indica el país donde estás registrada y cada país donde realizas actividades. Para cada uno, consulta con un abogado local o con el organismo de protección de la infancia: la definición legal de niño o niña y cualquier norma especial para jóvenes de 16 y 17 años; si alguien está obligado a denunciar una sospecha de abuso infantil (consulta el recuadro sobre notificación obligatoria); y si existen certificados de antecedentes penales y si se pueden solicitar legalmente para tus roles. Si trabajas en un solo país, elimina la segunda frase.</w:t>
+              <w:t xml:space="preserve">Indica el país donde está registrada tu organización y cada país donde realizas actividades. Para cada uno, consulta con un abogado local o con el organismo de protección de la infancia: la definición legal de niño o niña y cualquier norma especial para jóvenes de 16 y 17 años; si alguien está obligado a denunciar una sospecha de abuso infantil (consulta el recuadro sobre notificación obligatoria); y si existen certificados de antecedentes penales y si se pueden solicitar legalmente para tus roles. Si trabajas en un solo país, elimina la segunda frase.</w:t>
             </w:r>
           </w:p>
         </w:tc>
@@ -12959,7 +12959,7 @@
         <wp:inline distT="0" distB="0" distL="0" distR="0">
           <wp:extent cx="1333500" cy="204788"/>
           <wp:effectExtent t="0" r="0" b="0" l="0"/>
-          <wp:docPr id="2" name="" descr="" title=""/>
+          <wp:docPr id="98" name="" descr="" title=""/>
           <wp:cNvGraphicFramePr>
             <a:graphicFrameLocks xmlns:a="http://schemas.openxmlformats.org/drawingml/2006/main" noChangeAspect="1"/>
           </wp:cNvGraphicFramePr>
